--- a/content/Bios/Bob_Ottewill.docx
+++ b/content/Bios/Bob_Ottewill.docx
@@ -1,290 +1,8 @@
 
 <file path=word/document.xml><?xml version="1.0" encoding="utf-8"?>
-<w:document xmlns:w14="http://schemas.microsoft.com/office/word/2010/wordml" xmlns:wp14="http://schemas.microsoft.com/office/word/2010/wordprocessingDrawing" xmlns:w="http://schemas.openxmlformats.org/wordprocessingml/2006/main" xmlns:m="http://schemas.openxmlformats.org/officeDocument/2006/math" xmlns:r="http://schemas.openxmlformats.org/officeDocument/2006/relationships" xmlns:o="urn:schemas-microsoft-com:office:office" xmlns:v="urn:schemas-microsoft-com:vml" xmlns:w10="urn:schemas-microsoft-com:office:word" xmlns:a="http://schemas.openxmlformats.org/drawingml/2006/main" xmlns:pic="http://schemas.openxmlformats.org/drawingml/2006/picture" xmlns:wp="http://schemas.openxmlformats.org/drawingml/2006/wordprocessingDrawing" xmlns:mc="http://schemas.openxmlformats.org/markup-compatibility/2006" mc:Ignorable="w14 wp14">
+<w:document xmlns:ns1="http://schemas.openxmlformats.org/markup-compatibility/2006" xmlns:ns2="http://schemas.microsoft.com/office/word/2010/wordml" xmlns:w="http://schemas.openxmlformats.org/wordprocessingml/2006/main" ns1:Ignorable="w14 wp14">
   <w:body>
-    <w:p xmlns:wp14="http://schemas.microsoft.com/office/word/2010/wordml" wp14:textId="77777777">
-      <w:pPr>
-        <w:pStyle w:val="FirstParagraph"/>
-      </w:pPr>
-      <w:r>
-        <w:rPr/>
-        <w:t>2006 Hall of Fame Inductee Robert</w:t>
-      </w:r>
-      <w:r>
-        <w:rPr/>
-        <w:t xml:space="preserve"> </w:t>
-      </w:r>
-      <w:r>
-        <w:rPr/>
-        <w:t>“Bob”</w:t>
-      </w:r>
-      <w:r>
-        <w:rPr/>
-        <w:t xml:space="preserve"> </w:t>
-      </w:r>
-      <w:r>
-        <w:rPr/>
-        <w:t>Ottewill</w:t>
-      </w:r>
-      <w:r>
-        <w:rPr/>
-        <w:t xml:space="preserve"> – Denver</w:t>
-      </w:r>
-      <w:r>
-        <w:rPr/>
-        <w:t xml:space="preserve"> </w:t>
-      </w:r>
-      <w:r>
-        <w:rPr/>
-        <w:t xml:space="preserve">Bob </w:t>
-      </w:r>
-      <w:r>
-        <w:rPr/>
-        <w:t>Ottewill</w:t>
-      </w:r>
-      <w:r>
-        <w:rPr/>
-        <w:t xml:space="preserve"> attended Huntington High School, Long Island, New York in 1964. He went on</w:t>
-      </w:r>
-      <w:r>
-        <w:rPr/>
-        <w:t xml:space="preserve"> </w:t>
-      </w:r>
-      <w:r>
-        <w:rPr/>
-        <w:t>to earn a B.A. in English from Ohio Weslyan University in 1968. From there, Bob attended</w:t>
-      </w:r>
-      <w:r>
-        <w:rPr/>
-        <w:t xml:space="preserve"> </w:t>
-      </w:r>
-      <w:r>
-        <w:rPr/>
-        <w:t xml:space="preserve">the University of Denver from 1968-72 where he completed </w:t>
-      </w:r>
-      <w:r>
-        <w:rPr/>
-        <w:t>45 hours</w:t>
-      </w:r>
-      <w:r>
-        <w:rPr/>
-        <w:t xml:space="preserve"> toward a degree in</w:t>
-      </w:r>
-      <w:r>
-        <w:rPr/>
-        <w:t xml:space="preserve"> </w:t>
-      </w:r>
-      <w:r>
-        <w:rPr/>
-        <w:t>English Literature. In 1987, he completed a (Type D) Certificate in M. Ed/Administrative</w:t>
-      </w:r>
-      <w:r>
-        <w:rPr/>
-        <w:t xml:space="preserve"> </w:t>
-      </w:r>
-      <w:r>
-        <w:rPr/>
-        <w:t>from Colorado State University.</w:t>
-      </w:r>
-      <w:r>
-        <w:rPr/>
-        <w:t xml:space="preserve"> </w:t>
-      </w:r>
-      <w:r>
-        <w:rPr/>
-        <w:t>From 1968 until 1972, Bob taught English/Basketball Coach at Kearney Junior High School</w:t>
-      </w:r>
-      <w:r>
-        <w:rPr/>
-        <w:t xml:space="preserve"> </w:t>
-      </w:r>
-      <w:r>
-        <w:rPr/>
-        <w:t xml:space="preserve">in Commerce City. From the </w:t>
-      </w:r>
-      <w:r>
-        <w:rPr/>
-        <w:t>years of</w:t>
-      </w:r>
-      <w:r>
-        <w:rPr/>
-        <w:t xml:space="preserve"> 1970-72, Bob was a part-time sportswriter for The</w:t>
-      </w:r>
-      <w:r>
-        <w:rPr/>
-        <w:t xml:space="preserve"> </w:t>
-      </w:r>
-      <w:r>
-        <w:rPr/>
-        <w:t>Denver Post. In 1972, he began with CHSAA under the title of Administrative Assistant. In</w:t>
-      </w:r>
-      <w:r>
-        <w:rPr/>
-        <w:t xml:space="preserve"> </w:t>
-      </w:r>
-      <w:r>
-        <w:rPr/>
-        <w:t>1986, Bob was named Associate Commissioner while becoming Aurora Commissioner in</w:t>
-      </w:r>
-      <w:r>
-        <w:rPr/>
-        <w:t xml:space="preserve"> </w:t>
-      </w:r>
-      <w:r>
-        <w:rPr/>
-        <w:t>1990.</w:t>
-      </w:r>
-      <w:r>
-        <w:rPr/>
-        <w:t xml:space="preserve"> </w:t>
-      </w:r>
-      <w:r>
-        <w:rPr/>
-        <w:t xml:space="preserve">Bob has served as a member of the National Federation of State High School </w:t>
-      </w:r>
-      <w:r>
-        <w:rPr/>
-        <w:t>Associations</w:t>
-      </w:r>
-      <w:r>
-        <w:rPr/>
-        <w:t xml:space="preserve"> </w:t>
-      </w:r>
-      <w:r>
-        <w:rPr/>
-        <w:t>Basketball, Football, Baseball and Softball Rules Committees over the last 20 years. He has</w:t>
-      </w:r>
-      <w:r>
-        <w:rPr/>
-        <w:t xml:space="preserve"> </w:t>
-      </w:r>
-      <w:r>
-        <w:rPr/>
-        <w:t>been an official for High School Basketball and College Basketball as well. Bob has been</w:t>
-      </w:r>
-      <w:r>
-        <w:rPr/>
-        <w:t xml:space="preserve"> </w:t>
-      </w:r>
-      <w:r>
-        <w:rPr/>
-        <w:t>Commissioner of the Colorado Whiffleball Federation from 1970 until the present and in</w:t>
-      </w:r>
-      <w:r>
-        <w:rPr/>
-        <w:t xml:space="preserve"> </w:t>
-      </w:r>
-      <w:r>
-        <w:rPr/>
-        <w:t xml:space="preserve">1998 he was an Honorary </w:t>
-      </w:r>
-      <w:r>
-        <w:rPr/>
-        <w:t>Chairman</w:t>
-      </w:r>
-      <w:r>
-        <w:rPr/>
-        <w:t xml:space="preserve"> at the Colorado All-State Games.</w:t>
-      </w:r>
-      <w:r>
-        <w:rPr/>
-        <w:t xml:space="preserve"> </w:t>
-      </w:r>
-      <w:r>
-        <w:rPr/>
-        <w:t>Bob has made outstanding contributions during his career and has been awarded: the Al</w:t>
-      </w:r>
-      <w:r>
-        <w:rPr/>
-        <w:t xml:space="preserve"> </w:t>
-      </w:r>
-      <w:r>
-        <w:rPr/>
-        <w:t>Schalge</w:t>
-      </w:r>
-      <w:r>
-        <w:rPr/>
-        <w:t xml:space="preserve"> Memorial Award in 1995, a Certificate of Appreciation from Denver Association of</w:t>
-      </w:r>
-      <w:r>
-        <w:rPr/>
-        <w:t xml:space="preserve"> </w:t>
-      </w:r>
-      <w:r>
-        <w:rPr/>
-        <w:t>Black Basketball Officials in 1994, a Friend of Broadcasting Award from the BA in 1990 and</w:t>
-      </w:r>
-      <w:r>
-        <w:rPr/>
-        <w:t xml:space="preserve"> </w:t>
-      </w:r>
-      <w:r>
-        <w:rPr/>
-        <w:t>in the same year inducted into the Metro League Hall of Fame.</w:t>
-      </w:r>
-      <w:r>
-        <w:rPr/>
-        <w:t xml:space="preserve"> </w:t>
-      </w:r>
-      <w:r>
-        <w:rPr/>
-        <w:t>Other key accomplishments under Bob’s CHSAA tenure include the addition of many sports</w:t>
-      </w:r>
-      <w:r>
-        <w:rPr/>
-        <w:t xml:space="preserve"> </w:t>
-      </w:r>
-      <w:r>
-        <w:rPr/>
-        <w:t>including:</w:t>
-      </w:r>
-      <w:r>
-        <w:rPr/>
-        <w:t xml:space="preserve"> girls swimming, skiing, basketball, cross country, softball, soccer, golf, field</w:t>
-      </w:r>
-      <w:r>
-        <w:rPr/>
-        <w:t xml:space="preserve"> </w:t>
-      </w:r>
-      <w:r>
-        <w:rPr/>
-        <w:t xml:space="preserve">hockey, girls and </w:t>
-      </w:r>
-      <w:r>
-        <w:rPr/>
-        <w:t>boys</w:t>
-      </w:r>
-      <w:r>
-        <w:rPr/>
-        <w:t xml:space="preserve"> lacrosse, volleyball, and ice hockey.</w:t>
-      </w:r>
-    </w:p>
-    <w:p>
-      <w:pPr>
-        <w:pStyle w:val="BodyText"/>
-      </w:pPr>
-    </w:p>
-    <w:p>
-      <w:pPr>
-        <w:pStyle w:val="Heading2"/>
-        <w:spacing w:before="261" w:beforeAutospacing="off" w:after="261" w:afterAutospacing="off" w:line="300" w:lineRule="auto"/>
-      </w:pPr>
-      <w:r>
-        <w:rPr>
-          <w:rFonts w:ascii="Segoe UI" w:hAnsi="Segoe UI" w:eastAsia="Segoe UI" w:cs="Segoe UI"/>
-          <w:b w:val="1"/>
-          <w:bCs w:val="1"/>
-          <w:i w:val="0"/>
-          <w:iCs w:val="0"/>
-          <w:noProof w:val="0"/>
-          <w:sz w:val="31"/>
-          <w:szCs w:val="31"/>
-          <w:lang w:val="en-US"/>
-        </w:rPr>
-        <w:t>Revised Biography: Robert “Bob” Ottewill</w:t>
-      </w:r>
-    </w:p>
-    <w:p>
+    <w:p ns2:paraId="06F0546F" ns2:textId="14D2D66B">
       <w:pPr>
         <w:spacing w:before="0" w:beforeAutospacing="off" w:after="0" w:afterAutospacing="off" w:line="300" w:lineRule="auto"/>
       </w:pPr>
@@ -303,7 +21,7 @@
         <w:t>2006 Hall of Fame Inductee – Denver</w:t>
       </w:r>
     </w:p>
-    <w:p>
+    <w:p ns2:paraId="3B3F2519" ns2:textId="6A008014">
       <w:pPr>
         <w:spacing w:before="0" w:beforeAutospacing="off" w:after="0" w:afterAutospacing="off" w:line="300" w:lineRule="auto"/>
         <w:rPr>
@@ -501,7 +219,7 @@
         <w:t>.</w:t>
       </w:r>
     </w:p>
-    <w:p>
+    <w:p ns2:paraId="186EA528" ns2:textId="620930D9">
       <w:pPr>
         <w:spacing w:before="0" w:beforeAutospacing="off" w:after="0" w:afterAutospacing="off" w:line="300" w:lineRule="auto"/>
         <w:rPr>
@@ -615,7 +333,7 @@
         <w:t xml:space="preserve"> as an Administrative Assistant, was promoted to Associate Commissioner in 1986, and became Aurora Commissioner in 1990.</w:t>
       </w:r>
     </w:p>
-    <w:p>
+    <w:p ns2:paraId="44059DD6" ns2:textId="257BC9A2">
       <w:pPr>
         <w:spacing w:before="0" w:beforeAutospacing="off" w:after="0" w:afterAutospacing="off" w:line="300" w:lineRule="auto"/>
         <w:rPr>
@@ -729,7 +447,7 @@
         <w:t xml:space="preserve"> of the Colorado All‑State Games.</w:t>
       </w:r>
     </w:p>
-    <w:p>
+    <w:p ns2:paraId="73FC1D82" ns2:textId="03C78CF9">
       <w:pPr>
         <w:spacing w:before="0" w:beforeAutospacing="off" w:after="0" w:afterAutospacing="off" w:line="300" w:lineRule="auto"/>
         <w:rPr>
@@ -983,7 +701,7 @@
         <w:t xml:space="preserve"> lacrosse, volleyball, and ice hockey.</w:t>
       </w:r>
     </w:p>
-    <w:p>
+    <w:p ns2:paraId="719B8CE5" ns2:textId="27F00AC5">
       <w:pPr>
         <w:pStyle w:val="BodyText"/>
       </w:pPr>
